--- a/manuscript/chapter-18-the-fourth-instance.docx
+++ b/manuscript/chapter-18-the-fourth-instance.docx
@@ -8,6 +8,7 @@
       </w:pPr>
       <w:r>
         <w:rPr>
+          <w:b/>
           <w:color w:val="000000"/>
         </w:rPr>
         <w:t>Chapter 18: The Fourth Instance</w:t>
@@ -39,29 +40,17 @@
     </w:p>
     <w:p>
       <w:r>
-        <w:t>Elara had asked, on the way in, why they could not have met in Drona — and had heard the answer leave her own mouth before Rohan could offer it. "Because Drona is the crime scene," she had said slowly, working it through. "The hand moved through my console. Through my house's approval chains and archives. Any wall I pin evidence to in Drona hangs inside the very system we suspect of being read. And my operator status still carries its warning flag. In my own house I am a watched woman, asking questions I ca</w:t>
-      </w:r>
-      <w:r>
-        <w:t>nnot afford to have watched."</w:t>
+        <w:t>Elara had asked, on the way in, why they could not have met in Drona — and had heard the answer leave her own mouth before Rohan could offer it. "Because Drona is the crime scene," she had said slowly, working it through. "The hand moved through my console. Through my house's approval chains and archives. Any wall I pin evidence to in Drona hangs inside the very system we suspect of being read. And my operator status still carries its warning flag. In my own house I am a watched woman, asking questions I cannot afford to have watched."</w:t>
       </w:r>
     </w:p>
     <w:p>
       <w:r>
-        <w:t>"And a borrowed room between the platforms would be worse," Rohan had said, finishing the half she had left him. "A safe house protects you from people. Nothing about an empty room protects you from systems — two officials meeting off their routes is exactly the anomaly a watching system is built to flag. The safest place to stand is inside your own lawful shadow. You are a Drona representative conducting a procedural review with Ashoka, under the Ancient One's code. Every step of that is true, filed, and b</w:t>
-      </w:r>
-      <w:r>
-        <w:t>oring. What we do inside it is our own business — because of this room."</w:t>
+        <w:t>"And a borrowed room between the platforms would be worse," Rohan had said, finishing the half she had left him. "A safe house protects you from people. Nothing about an empty room protects you from systems — two officials meeting off their routes is exactly the anomaly a watching system is built to flag. The safest place to stand is inside your own lawful shadow. You are a Drona representative conducting a procedural review with Ashoka, under the Ancient One's code. Every step of that is true, filed, and boring. What we do inside it is our own business — because of this room."</w:t>
       </w:r>
     </w:p>
     <w:p>
       <w:r>
-        <w:t xml:space="preserve">Ashoka called it a dead room. It was a lawful thing, older than the current Grandmaster: a chamber kept for witness protection and operational planning, with no recording lamps, no wall sensors, no network thread entering it at any point. Panes were surrendered at the door into a sealed locker. Notes were taken on paper, and the paper never left. At the end of every session it went into a sealed locker built into the room's inner wall — a locker with as many key-slots as there had been people at the table, </w:t>
-      </w:r>
-      <w:r>
-        <w:t>cut fresh for each session, so that it opened only when every person who had sat in the meeting turned their key together. No record could be retrieved, copied, or quietly removed by one party alone. What the room had heard, the room kept, and it answered only to all of them at once. The room was swept by hand, by two officers who did not know each other, on an irregular schedule. In a city that had learned to see through its instruments, Ashoka had kept a few rooms with nothing to see through — and nothing</w:t>
-      </w:r>
-      <w:r>
-        <w:t>, Elara thought, for any hidden hand to borrow. A power that worked by whispering to machines would find this room exactly as blind as everyone else.</w:t>
+        <w:t>Ashoka called it a dead room. It was a lawful thing, older than the current Grandmaster: a chamber kept for witness protection and operational planning, with no recording lamps, no wall sensors, no network thread entering it at any point. Panes were surrendered at the door into a sealed locker. Notes were taken on paper, and the paper never left. At the end of every session it went into a sealed locker built into the room's inner wall — a locker with as many key-slots as there had been people at the table, cut fresh for each session, so that it opened only when every person who had sat in the meeting turned their key together. No record could be retrieved, copied, or quietly removed by one party alone. What the room had heard, the room kept, and it answered only to all of them at once. The room was swept by hand, by two officers who did not know each other, on an irregular schedule. In a city that had learned to see through its instruments, Ashoka had kept a few rooms with nothing to see through — and nothing, Elara thought, for any hidden hand to borrow. A power that worked by whispering to machines would find this room exactly as blind as everyone else.</w:t>
       </w:r>
     </w:p>
     <w:p>
@@ -71,52 +60,32 @@
     </w:p>
     <w:p>
       <w:r>
-        <w:lastRenderedPageBreak/>
         <w:t>They stood as he introduced them — plain gray fatigues, no insignia, no rank visible, faces Elara would never be able to match to any roster because they appeared on none. The call signs were old words, and Rohan gave each one with its meaning, because the meaning was the assignment.</w:t>
       </w:r>
     </w:p>
     <w:p>
       <w:r>
-        <w:t>"Nayan" (NAH-yahn), he said — the eye — and a young woman with quick, restless eyes inclined her head. "Sight. Systems, consoles, ledgers, signal paths. If an instruction or an entry left a trace anywhere, Nayan will find the trace — not by gift alone, by patience. She cannot recover what a hidden session did, but she can prove the session happened: power that was drawn, a sync that ran, a queue that paused — the small costs of using a machine that no editor thinks to erase. She reads timestamps the way phy</w:t>
-      </w:r>
-      <w:r>
-        <w:t>sicians read pulses: when a record has been altered, the times around it limp. It takes her days, and she checks everything twice, and she keeps her own copies of what she reads, on paper, dated — so that when a record changes overnight, we can prove it was ever different."</w:t>
+        <w:t>"Nayan" (NAH-yahn), he said — the eye — and a young woman with quick, restless eyes inclined her head. "Sight. Systems, consoles, ledgers, signal paths. If an instruction or an entry left a trace anywhere, Nayan will find the trace — not by gift alone, by patience. She cannot recover what a hidden session did, but she can prove the session happened: power that was drawn, a sync that ran, a queue that paused — the small costs of using a machine that no editor thinks to erase. She reads timestamps the way physicians read pulses: when a record has been altered, the times around it limp. It takes her days, and she checks everything twice, and she keeps her own copies of what she reads, on paper, dated — so that when a record changes overnight, we can prove it was ever different."</w:t>
       </w:r>
     </w:p>
     <w:p>
       <w:r>
-        <w:t>The next was a lean, weathered man with a climber's hands: "Baju" (BAH-joo). The arm. "Field work. Access points, corridors, transit floors, the physical city. Machines can be told what to remember. Floors cannot. Every body that moves through this city leaves pressure somewhere, and Baju knows where to look for it. He walks the routes himself with a counter in his pocket, timing what a journey truly takes against what a log claims it took. He pulls maintenance data no one thinks of as surveillance — door c</w:t>
-      </w:r>
-      <w:r>
-        <w:t>ycles, lift weights, air filtration loads — the city's involuntary diary. If a record says a corridor was empty, Baju can tell you whether the dust agrees."</w:t>
+        <w:t>The next was a lean, weathered man with a climber's hands: "Baju" (BAH-joo). The arm. "Field work. Access points, corridors, transit floors, the physical city. Machines can be told what to remember. Floors cannot. Every body that moves through this city leaves pressure somewhere, and Baju knows where to look for it. He walks the routes himself with a counter in his pocket, timing what a journey truly takes against what a log claims it took. He pulls maintenance data no one thinks of as surveillance — door cycles, lift weights, air filtration loads — the city's involuntary diary. If a record says a corridor was empty, Baju can tell you whether the dust agrees."</w:t>
       </w:r>
     </w:p>
     <w:p>
       <w:r>
-        <w:t>The third was the kind of man a room forgot while still looking at him — medium height, medium build, a face like an unmarked door: "Kaan" (KAHN). The ear. "He goes where this unit cannot officially go, and he listens. Tomorrow he takes up a cover posting — a clerk, a porter, a maintenance hand; even I will know only which building. He will eat in their canteens, queue at their counters, and carry things no one watches a carrier carry. He asks no questions, ever. He only receives — who meets whom, who stopp</w:t>
-      </w:r>
-      <w:r>
-        <w:t>ed speaking to whom, which names make a room go quiet. He reports by routes that have no signal in them, and only to me."</w:t>
+        <w:t>The third was the kind of man a room forgot while still looking at him — medium height, medium build, a face like an unmarked door: "Kaan" (KAHN). The ear. "He goes where this unit cannot officially go, and he listens. Tomorrow he takes up a cover posting — a clerk, a porter, a maintenance hand; even I will know only which building. He will eat in their canteens, queue at their counters, and carry things no one watches a carrier carry. He asks no questions, ever. He only receives — who meets whom, who stopped speaking to whom, which names make a room go quiet. He reports by routes that have no signal in them, and only to me."</w:t>
       </w:r>
     </w:p>
     <w:p>
       <w:r>
-        <w:t>And the last, an open-faced man with a market trader's easy warmth: "Vachan" (vuh-CHUN). The word. "While the others hunt, he talks. Dull rumors, routine notices, plausible explanations. Every true question this unit asks will travel inside a hundred boring ones — when Nayan pulls ten years of calibration logs, Vachan has already filed the equipment-standards review that explains why anyone would want them. Every trace we leave will come with an ordinary story already attached, and the story will be dull en</w:t>
-      </w:r>
-      <w:r>
-        <w:t>ough that no one repeats it. And if someone does begin to wonder about us, Vachan will hear the wondering early, and hand them something more interesting to wonder about. He keeps us invisible by keeping the city bored."</w:t>
+        <w:t>And the last, an open-faced man with a market trader's easy warmth: "Vachan" (vuh-CHUN). The word. "While the others hunt, he talks. Dull rumors, routine notices, plausible explanations. Every true question this unit asks will travel inside a hundred boring ones — when Nayan pulls ten years of calibration logs, Vachan has already filed the equipment-standards review that explains why anyone would want them. Every trace we leave will come with an ordinary story already attached, and the story will be dull enough that no one repeats it. And if someone does begin to wonder about us, Vachan will hear the wondering early, and hand them something more interesting to wonder about. He keeps us invisible by keeping the city bored."</w:t>
       </w:r>
     </w:p>
     <w:p>
       <w:r>
-        <w:t xml:space="preserve">"They do not know each other's true names," Rohan said. "They do not know each other's units — where in Ashoka each of them serves on ordinary days, which commander signs </w:t>
-      </w:r>
-      <w:r>
-        <w:lastRenderedPageBreak/>
-        <w:t>their ordinary orders, which barracks door they walk through at night. To one another they are only the eye, the arm, the ear, and the word. That is not distrust. It is arithmetic. If any one of them is ever caught, questioned, or turned, the other three remain strangers to the enemy — because no one can surrender what they were never given. I know who they are, and the knowledge is written nowhere — not in Ashoka's rosters, not in any console, not on this paper." He laid one handwritten sheet on the table,</w:t>
-      </w:r>
-      <w:r>
-        <w:t xml:space="preserve"> face down. "We are hunting something that reads records, and may write them. So this unit does not exist in any record. An eye, an arm, an ear, and a voice — a body with no name, and I am its will. If the hand ever searches the city for the people hunting it, it will find no one to find."</w:t>
+        <w:t>"They do not know each other's true names," Rohan said. "They do not know each other's units — where in Ashoka each of them serves on ordinary days, which commander signs their ordinary orders, which barracks door they walk through at night. To one another they are only the eye, the arm, the ear, and the word. That is not distrust. It is arithmetic. If any one of them is ever caught, questioned, or turned, the other three remain strangers to the enemy — because no one can surrender what they were never given. I know who they are, and the knowledge is written nowhere — not in Ashoka's rosters, not in any console, not on this paper." He laid one handwritten sheet on the table, face down. "We are hunting something that reads records, and may write them. So this unit does not exist in any record. An eye, an arm, an ear, and a voice — a body with no name, and I am its will. If the hand ever searches the city for the people hunting it, it will find no one to find."</w:t>
       </w:r>
     </w:p>
     <w:p>
@@ -156,7 +125,6 @@
     </w:p>
     <w:p>
       <w:r>
-        <w:lastRenderedPageBreak/>
         <w:t>"Direction," Elara said. She had been waiting two days to say it to people who would check her instead of comforting her. "An error has no direction. These all lean the same way. Every one of them moves capability toward a point we cannot see — money, access, reach. And every one of them is dressed as something ordinary. Whoever is doing this is not hiding their acts. They are hiding the pattern. The acts are designed to be found one at a time."</w:t>
       </w:r>
     </w:p>
@@ -177,21 +145,12 @@
     </w:p>
     <w:p>
       <w:r>
-        <w:t>She had brought her own instrument to the work. The Sāk</w:t>
-      </w:r>
-      <w:r>
-        <w:t>ṣ</w:t>
-      </w:r>
-      <w:r>
-        <w:t>ī (SAHK-shee) mirrors were witness copies — duplicates of the city's records, kept in a separate archive and written by hands that had no part in making the originals. A record could be altered. Its mirror, held somewhere else by someone else, remembered what the record used to say. Anandi had taught her to read them.</w:t>
+        <w:t>She had brought her own instrument to the work. The Sākṣī (SAHK-shee) mirrors were witness copies — duplicates of the city's records, kept in a separate archive and written by hands that had no part in making the originals. A record could be altered. Its mirror, held somewhere else by someone else, remembered what the record used to say. Anandi had taught her to read them.</w:t>
       </w:r>
     </w:p>
     <w:p>
       <w:r>
-        <w:t>For two weeks, Elara had been watching one narrow band of those mirrors: cross-house allocations, the entries where one gana's money paid for another gana's wants. Her reasoning was simple. Everything on the wall moved capability toward a point no one could see, and capability moved across house lines as money and access. If the hand moved again, it would move there. She did not need to watch the whole river — only one stretch of water, waiting for something to touch it. This hand gave before it took. So sh</w:t>
-      </w:r>
-      <w:r>
-        <w:t>e watched for gifts arriving in places where no gift had ever gone before. Generosity had become her tripwire.</w:t>
+        <w:t>For two weeks, Elara had been watching one narrow band of those mirrors: cross-house allocations, the entries where one gana's money paid for another gana's wants. Her reasoning was simple. Everything on the wall moved capability toward a point no one could see, and capability moved across house lines as money and access. If the hand moved again, it would move there. She did not need to watch the whole river — only one stretch of water, waiting for something to touch it. This hand gave before it took. So she watched for gifts arriving in places where no gift had ever gone before. Generosity had become her tripwire.</w:t>
       </w:r>
     </w:p>
     <w:p>
@@ -206,27 +165,17 @@
     </w:p>
     <w:p>
       <w:r>
-        <w:t>"Morning allocation bulletin," Nayan said. "Hand-copied by my runner at the public terminal, as every morning. The terminal posts it for anyone to read, and no one records who stands there reading. A pane that asked for it would leave a request with a name on it. A boy with a pencil leaves nothing. And he copies it every morning whether we want it or not — the morning we need it has to look exactly like the mornings we don't." She laid the sheet flat on the table. "Kubera's allocation council has approved t</w:t>
-      </w:r>
-      <w:r>
-        <w:t>he Analysts' Annex."</w:t>
+        <w:t>"Morning allocation bulletin," Nayan said. "Hand-copied by my runner at the public terminal, as every morning. The terminal posts it for anyone to read, and no one records who stands there reading. A pane that asked for it would leave a request with a name on it. A boy with a pencil leaves nothing. And he copies it every morning whether we want it or not — the morning we need it has to look exactly like the mornings we don't." She laid the sheet flat on the table. "Kubera's allocation council has approved the Analysts' Annex."</w:t>
       </w:r>
     </w:p>
     <w:p>
       <w:r>
-        <w:t xml:space="preserve">She let the name sit a moment, then explained it for the room. "The Annex is Chanakya's oldest wish. A new wing for its archives — more vaults, more retrieval halls, and above all more analysts to work them. Chanakya runs on its records the way Kubera runs on its ledgers, and for years its archive has been too small for what the city asks of it. But a house </w:t>
-      </w:r>
-      <w:r>
-        <w:lastRenderedPageBreak/>
-        <w:t>cannot build with its own wanting. Every brick in this city is paid for through Kubera's allocation council, and the council has always answered the same way: the archive functions; the expansion can wait. This morning it stopped waiting. And when a council is forced to grant something it would rather refuse, it grants a sliver — one corridor now, the rest someday — so the record shows generosity while the house still waits. Not this time. Approved in full. Everything Chanakya asked for, to the last vault."</w:t>
+        <w:t>She let the name sit a moment, then explained it for the room. "The Annex is Chanakya's oldest wish. A new wing for its archives — more vaults, more retrieval halls, and above all more analysts to work them. Chanakya runs on its records the way Kubera runs on its ledgers, and for years its archive has been too small for what the city asks of it. But a house cannot build with its own wanting. Every brick in this city is paid for through Kubera's allocation council, and the council has always answered the same way: the archive functions; the expansion can wait. This morning it stopped waiting. And when a council is forced to grant something it would rather refuse, it grants a sliver — one corridor now, the rest someday — so the record shows generosity while the house still waits. Not this time. Approved in full. Everything Chanakya asked for, to the last vault."</w:t>
       </w:r>
     </w:p>
     <w:p>
       <w:r>
-        <w:t>Elara came around the table. "I know this petition." The others looked at her. "It lives in the band of mirrors I have been reading. A tripwire only works if you know how still the wire lies — so before I watched for anything new, I read the band's history. Years of it, until I could recite its habits. Chanakya has petitioned for that expansion every cycle for eleven years. Kubera has refused it every cycle for eleven years. The refusal was so regular that I stopped reading past its first line. It was the s</w:t>
-      </w:r>
-      <w:r>
-        <w:t>tillest water in the band."</w:t>
+        <w:t>Elara came around the table. "I know this petition." The others looked at her. "It lives in the band of mirrors I have been reading. A tripwire only works if you know how still the wire lies — so before I watched for anything new, I read the band's history. Years of it, until I could recite its habits. Chanakya has petitioned for that expansion every cycle for eleven years. Kubera has refused it every cycle for eleven years. The refusal was so regular that I stopped reading past its first line. It was the stillest water in the band."</w:t>
       </w:r>
     </w:p>
     <w:p>
@@ -246,10 +195,22 @@
     </w:p>
     <w:p>
       <w:r>
-        <w:t>"Perhaps. But I have spent two weeks reading years of petitions in that band — the tired ones, the greedy ones, the hopeless ones resubmitted out of habit — and I will tell you what is wrong with this one." Elara tapped the bulletin. "It is perfect. A petition refused eleven years running carries scars. Each refiling trims an ask here, concedes a point there, answers last cycle's objection in the margins — the record of every defeat stays in the text, like rings in a tree. This memorandum has no rings. It r</w:t>
+        <w:t>"Perhaps. But I have spent two weeks reading years of petitions in that band — the tired ones, the greedy ones, the hopeless ones resubmitted out of habit — and I will tell you what is wrong with this one." Elara tapped the bulletin. "It is perfect. A petition refused eleven years running carries scars. Each refiling trims an ask here, concedes a point there, answers last cycle's objection in the margins — the record of every defeat stays in the text, like rings in a tree. This memorandum has no rings. It reads like a first attempt written by someone who already knew it would win — like the answer was decided first and the memo was grown around it." She looked up at the wall where the three instances hung on their handwritten panels. "Drona was given more money than it asked for, and we turned inward to argue about it. Now Kubera gives Chanakya the thing it stopped hoping for aloud. Generosity is the fingerprint. Whoever this is does not attack houses. He feeds them."</w:t>
       </w:r>
+    </w:p>
+    <w:p>
       <w:r>
-        <w:t>eads like a first attempt written by someone who already knew it would win — like the answer was decided first and the memo was grown around it." She looked up at the wall where the three instances hung on their handwritten panels. "Drona was given more money than it asked for, and we turned inward to argue about it. Now Kubera gives Chanakya the thing it stopped hoping for aloud. Generosity is the fingerprint. Whoever this is does not attack houses. He feeds them."</w:t>
+        <w:t>"He," Nayan said, and it was not agreement. She looked up from the panels for the first time. "We have a signature, a style, and a taste for giving. We do not have a face, a voice, or a body. It could be a man. It could be a woman. It could be more than one person sharing two letters."</w:t>
+      </w:r>
+    </w:p>
+    <w:p>
+      <w:r>
+        <w:t>Elara opened her mouth — and closed it. The correction stung precisely because it was fair. She had built a picture in her head without noticing she was building it, and a picture built early was its own kind of altered record.</w:t>
+      </w:r>
+    </w:p>
+    <w:p>
+      <w:r>
+        <w:t>"Nayan is right," Rohan said. "The word you use shapes the thing you look for. Say he, and every woman walks past your watch unexamined. From tonight, inside this room, it is the hand. It. We let the evidence tell us what stands at the end of the arm."</w:t>
       </w:r>
     </w:p>
     <w:p>
@@ -264,19 +225,12 @@
     </w:p>
     <w:p>
       <w:r>
-        <w:t xml:space="preserve">He looked at the panels for a long moment. Until now, Elara realized, some careful part of him had been treating this as an inquest — a study of things already done, a trail gone cold, </w:t>
-      </w:r>
-      <w:r>
-        <w:lastRenderedPageBreak/>
-        <w:t>with time to be thorough. The bulletin had just taken that comfort away. "We came here to read history," he said. "This is not history. It is traffic. It is still moving."</w:t>
+        <w:t>He looked at the panels for a long moment. Until now, Elara realized, some careful part of him had been treating this as an inquest — a study of things already done, a trail gone cold, with time to be thorough. The bulletin had just taken that comfort away. "We came here to read history," he said. "This is not history. It is traffic. It is still moving."</w:t>
       </w:r>
     </w:p>
     <w:p>
       <w:r>
-        <w:t>"And there is one more thing." Elara touched the memo's signature line on the bulletin. "Either this analyst is the hand — which I doubt, because the hand does not sign its real name — or he is standing where the hand wanted him to stand and does not know whose weight he is carrying. Either way, his name is now attached to the pattern." She glanced, unwillingly, at the third panel on the wall — the calibration driven through her own console by a hand no inquiry had found, so that any investigation would arr</w:t>
-      </w:r>
-      <w:r>
-        <w:t>ive at her name first. She knew exactly what it was to stand in a square another player had chosen. "Someone should find out which he is. Carefully. Before someone else decides for him."</w:t>
+        <w:t>"And there is one more thing." Elara touched the memo's signature line on the bulletin. "Either this analyst is the hand — which I doubt, because the hand does not sign its real name — or he is standing where the hand wanted him to stand and does not know whose weight he is carrying. Either way, his name is now attached to the pattern." She glanced, unwillingly, at the third panel on the wall — the calibration driven through her own console by a hand no inquiry had found, so that any investigation would arrive at her name first. She knew exactly what it was to stand in a square another player had chosen. "Someone should find out which he is. Carefully. Before someone else decides for him."</w:t>
       </w:r>
     </w:p>
     <w:p>
@@ -286,32 +240,21 @@
     </w:p>
     <w:p>
       <w:r>
-        <w:t>"Nayan — the signature and the money. Map every system that has ever obeyed those two letters, every cross-house flow around the Annex and the doubled transfer, and find me the oldest instruction in the chain. Where the digital record disagrees with paper, mark the disagreement — the gaps are his footprints. Baju — movement. A hand that owns the records can still not erase the floor it walks on. Take the days around each instance and read the city's involuntary diary — doors, lifts, transit platforms, the p</w:t>
-      </w:r>
-      <w:r>
-        <w:t>arts of the city that cannot be told what to remember. And take the analyst's wing in Chanakya. If Ravi was reached, someone's path bent toward him, and the city will have felt the steps even if no record admits them. If no path ever bent toward him — if no one reached him and the memo is still this perfect — then that is an answer too, and a worse one. Kaan — Chanakya. Near the archive, near the Annex, near the analyst named Ravi. You do not approach him. You learn him — who he is, what he wants, who has h</w:t>
-      </w:r>
-      <w:r>
-        <w:t>is ear. We do not yet know which man you are watching: an instrument that was picked up, or the hand that signs itself as an instrument. Do not decide in advance. Watch for both, and let what he does tell us which he is. Vachan — cover. From tomorrow, Drona's procedural review of Ashoka grows three sub-audits so dull no one will read past their titles. Those are the shadows the others walk in — every question this unit asks will already have a boring answer filed somewhere, waiting for whoever checks. And s</w:t>
-      </w:r>
-      <w:r>
-        <w:t xml:space="preserve">tart a rumor in the right canteens: the Annex approval was eleven years of quiet lobbying finally landing. </w:t>
-      </w:r>
-      <w:r>
-        <w:rPr>
-          <w:highlight w:val="yellow"/>
-        </w:rPr>
-        <w:t>A city that believes it knows the story stops looking for one." He paused, and the last of it came out flat and cold. "Understand what we are doing. This hand's whole art is dressing the extraordinary as the ordinary. So we take his art away from him by using it first. From tonight, every true thing we do wears a false reason — and ours will be better made than his, because no one is hunting us yet."</w:t>
+        <w:t>"Nayan — the signature and the money. Map every system that has ever obeyed those two letters, every cross-house flow around the Annex and the doubled transfer, and find me the oldest instruction in the chain. Where the digital record disagrees with paper, mark the disagreement — the gaps are its footprints. Baju — movement. A hand that owns the records can still not erase the floor it walks on. Take the days around each instance and read the city's involuntary diary — doors, lifts, transit platforms, the parts of the city that cannot be told what to remember. And take the analyst's wing in Chanakya. If Ravi was reached, someone's path bent toward him, and the city will have felt the steps even if no record admits them. If no path ever bent toward him — if no one reached him and the memo is still this perfect — then that is an answer too, and a worse one. Kaan — Chanakya. Near the archive, near the Annex, near the analyst named Ravi. You do not approach him. You learn him — who he is, what he wants, who has his ear. We do not yet know which man you are watching: an instrument that was picked up, or the hand that signs itself as an instrument. Do not decide in advance. Watch for both, and let what he does tell us which he is. Vachan — cover. From tomorrow, Drona's procedural review of Ashoka grows three sub-audits so dull no one will read past their titles. Those are the shadows the others walk in — every question this unit asks will already have a boring answer filed somewhere, waiting for whoever checks. And start a rumor in the right canteens: the Annex approval was eleven years of quiet lobbying finally landing. A city that believes it knows the story stops looking for one." He paused, and the last of it came out flat and cold. "Understand the shape of this fight. The hand's whole art is dressing the extraordinary as the ordinary — a theft dressed as a gift, an order dressed as a habit. Tonight we put on the same coat. From now on, every true thing we do wears a false reason, and every question we ask is already answered in some file too dull to open twice. The hand moves through this city certain it is the only invisible thing here. Let it stay certain. The hunters it can imagine leave trails — warrants, inquiries, names demanding answers. We will be the kind it cannot imagine. And the first moment it feels us will look like nothing at all."</w:t>
       </w:r>
     </w:p>
     <w:p>
       <w:r>
-        <w:t>He turned the face-down sheet of paper over, wrote one line on it in his own hand, and turned it back. "None of you will catch this alone. The eye cannot seize. The arm cannot hear. The ear cannot speak. And the voice must never know too much, for its own protection. Together" — he looked at Elara — "you are a net. I will brief the Grandmaster tonight. The Annex joins the wall. Fourth panel."</w:t>
+        <w:t>He turned the face-down sheet of paper over, wrote one line on it in his own hand, and turned it back. "None of you will catch this alone. The eye cannot seize. The arm cannot hear. The ear cannot speak. And the voice must never know too much, for its own protection. Together" — he looked at Elara — "you are a net. I will brief the Grandmaster tonight."</w:t>
       </w:r>
     </w:p>
     <w:p>
       <w:r>
-        <w:lastRenderedPageBreak/>
+        <w:t>Then he nodded at the bulletin lying flat on the table. "And that joins the wall. An hour ago it was a morning announcement — the kind of page the city prints and forgets by noon. It is not that anymore. Same direction as the other three. Same disguise. Same perfection. The wall is this body's memory: what hangs there is what we have agreed we know. Three panels said we were studying a pattern." He looked at the empty space beside the third panel. "Four says the pattern is still being drawn. Put it up. Fourth instance. Fourth panel."</w:t>
+      </w:r>
+    </w:p>
+    <w:p>
+      <w:r>
         <w:t>Baju was already reaching for it.</w:t>
       </w:r>
     </w:p>
@@ -322,10 +265,7 @@
     </w:p>
     <w:p>
       <w:r>
-        <w:t>The chamber around him was dim and attentive: six quiet personnel at consoles, a wall of displays, and at the center the deep feed from the simulation floor — the room the candidates knew as the Unreal Reality, rendered from the examiners' side as what it was: an instrument. The array did not project a world onto the walls. It read what each mind supplied — textures, smells, the private architecture of memory — and furnished the room with it, so that every candidate stood in a landscape partly built from th</w:t>
-      </w:r>
-      <w:r>
-        <w:t>eir own life. That was the design, and that was the cruelty, and that was the point. Anyone could doubt a stranger's illusion. The test was whether they could doubt their own.</w:t>
+        <w:t>The chamber around him was dim and attentive: six quiet personnel at consoles, a wall of displays, and at the center the deep feed from the simulation floor — the room the candidates knew as the Unreal Reality, rendered from the examiners' side as what it was: an instrument. The examiners called that instrument the array — thousands of emitters and readers woven through the chamber's walls, floor, and air, the readers listening to each candidate's mind, the emitters answering it with sensation: light, heat, weight, smell, delivered straight to the senses until the body could not tell the difference. The array staged one trial for the whole team — one mountain, one fire, the same ground under all four pairs of feet, so that they could stand together or fail together. But it did not build that world from nothing. It read what their minds supplied and dressed the trial in it: the heat carried the exact sting of the pit furnaces they had worked since childhood; the rock smelled the way their rock smelled. Four candidates stood in one shared landscape, and each of them kept recognizing pieces of their own life in it. That was the design, and that was the cruelty, and that was the point. Anyone could doubt a stranger's illusion. It was far harder to doubt one furnished with your own memories.</w:t>
       </w:r>
     </w:p>
     <w:p>
@@ -355,7 +295,7 @@
     </w:p>
     <w:p>
       <w:r>
-        <w:t>SACRIFICE had measured what they would spend, and who would volunteer to spend it. The annotation on that file was longer, and Flitzberg did not reread it. Some measurements stayed read.</w:t>
+        <w:t>SACRIFICE had measured what they would spend, and who would volunteer to spend it. That annotation was the longest of the four, and Flitzberg did not open it again. He did not need to. He had read it once, and it was the kind of thing a man does not stop knowing.</w:t>
       </w:r>
     </w:p>
     <w:p>
@@ -370,8 +310,22 @@
     </w:p>
     <w:p>
       <w:r>
-        <w:lastRenderedPageBreak/>
-        <w:t>Flitzberg watched the girl on the deep feed, one hand fisted at her side, three steps from an invisible wall she had already mapped. The simulation had reached into her and found the arm she had lost and given its weight back to her, and she was carrying that too.</w:t>
+        <w:t>"Her name is Camilla," Flitzberg said.</w:t>
+      </w:r>
+    </w:p>
+    <w:p>
+      <w:r>
+        <w:t>Sef's files held the name as surely as his own memory did; the numbers were an examiner's discipline, kept for the same reason surgeons drape the patient — you measure more honestly what you have not allowed yourself to care for. Thirty years of annotations had taught Sef never to leave the discipline. Tonight, Flitzberg had decided to leave it. Numbers were for measuring. What came next would be decided about people.</w:t>
+      </w:r>
+    </w:p>
+    <w:p>
+      <w:r>
+        <w:t>He watched Camilla on the deep feed, her one hand fisted at her side, three steps from an invisible wall she had already mapped. The array dealt all four candidates the same trial. But Camilla had carried a cruelty of her own in with her. The wound where her arm had been was not yet a day old, sealed under a shell of blue gel — and the array's heat was real heat, fed into the chamber to carry the illusion. On the climb, the examiners had watched the sealant soften in it, turning sticky, losing its shape, and had watched her press her one hand against her shoulder and keep climbing. She said nothing to the others. Not one word. There was nothing anyone could do about it on a mountainside, and a burden no one can lift is not shared by announcing it. She kept it.</w:t>
+      </w:r>
+    </w:p>
+    <w:p>
+      <w:r>
+        <w:t>And that, Flitzberg thought, was the measurement the consoles could not take. She had named the room a lie before it even stabilized. Her blood was not a lie — it was the one thing in that counterfeit world she knew to be real, and it was leaving her. She stood her ground against the volcano anyway, step for step with the others, spending the only true coin in the room in silence so that the team's attention stayed on the problem and not on her.</w:t>
       </w:r>
     </w:p>
     <w:p>
@@ -381,7 +335,7 @@
     </w:p>
     <w:p>
       <w:r>
-        <w:t>On the screen, the big one — the Engine, the one the mine had failed to break — reached out and put his hand on the smallest one's shoulder, and said something the audio rendered in a dust-roughened whisper: *together*. The four of them drew into a knot, backs inward, each facing a different quarter of a world that was lying to them, and held on to the one instrument in the room the array could not counterfeit.</w:t>
+        <w:t>On the screen, the four moved up the volcano's flank as one body. They had made their pact before the field even stabilized — the big one, the Engine, the one the mine had failed to break, looking at the other three in the empty room and saying: whatever it shows us, we stay together; we don't react to anything alone. Then they had drawn close, shoulders almost touching, four stances and one formation — and the formation had held through everything the mountain did. When the heat struck, no one bolted. When the ground lied, they tested it — a thrown stone, a measured step — before they trusted it. A world was lying to them from every direction, and they answered it by holding on to the one instrument in the room the array could not counterfeit.</w:t>
       </w:r>
     </w:p>
     <w:p>
@@ -411,23 +365,57 @@
     </w:p>
     <w:p>
       <w:r>
-        <w:t>He authorized the next phase before he left the room. On the roster, four names now stood where three had waited — the fourth had come in late, routed through a mine assignment no clerk could explain, carried by a slot numbered 4055 that someone's unfinished inspection had held open. Flitzberg had not built that road. He had only recognized, when the boy arrived at the end of it, that some other hand had been generous, and had wondered — in the practiced, unhurried way he wondered about everything — whose.</w:t>
+        <w:t>He authorized the next phase before he left the room.</w:t>
       </w:r>
     </w:p>
     <w:p>
       <w:r>
-        <w:t>At the summit of the city, in a room above the clouds where the lamps were tuned to the hour, Daren stood before the Master of the Reserve and made his report.</w:t>
+        <w:t>At the door he paused over the roster one last time. Four names stood on it where three had waited. The fourth was the big one — and his file carried a flag the other three did not. It was the office's oldest intake rule: before a candidate passed any door of this ring, his road was walked backward, step by step, to its beginning. A hidden office could survive being wrong about a candidate's courage. It could not survive receiving a candidate someone else had sent. Three of the four roads had walked clean. The fourth had not. A mine assignment no clerk could account for. A transfer slot, numbered 4055, that should have closed and instead stood open, because somewhere above, an inspection had been started and never finished. Any one of those things could be an accident. All of them, lined up end to end, made a road — and roads do not pave themselves.</w:t>
       </w:r>
     </w:p>
     <w:p>
       <w:r>
-        <w:t>He gave it the way the Grandmaster liked it: consequences first. "Chanakya's door is open. The analyst accepted the shape of his future. The Annex approval cleared the allocation council this morning — I moved it fast deliberately. Eleven years of refusal reversed in a week reads, to the man we want, as proof of reach. To everyone else it reads as a house discovering its own good sense."</w:t>
+        <w:t>Flitzberg had not built that road. His office had simply found the boy standing at the end of it, tested him, and judged him worth keeping. So the question remained, the same question it had been for months. Someone had helped this miner. Someone who had never met him, who signed nothing, who asked for nothing back. Flitzberg did not know who. He was in no hurry to know — hurry spoiled more investigations than ignorance ever did. But he kept the question where he kept all his open questions: close, and quiet, and never closed.</w:t>
       </w:r>
     </w:p>
     <w:p>
       <w:r>
-        <w:lastRenderedPageBreak/>
-        <w:t>The Grandmaster sat with his rings off, which meant the meeting was real. "And Chanakya celebrates," he said. "A house that is celebrating audits nothing. Drona argues with its gift. Chanakya will parade its gift. You have been listening."</w:t>
+        <w:t>Whose hand?</w:t>
+      </w:r>
+    </w:p>
+    <w:p>
+      <w:r>
+        <w:t>At the summit of the city, in a room above the clouds where the lamps were tuned to the hour, Daren stood before the Master of the Reserve.</w:t>
+      </w:r>
+    </w:p>
+    <w:p>
+      <w:r>
+        <w:t>He had asked for the audience himself, before any summons could ask for him. That, too, was method. Every instrument he had used before tonight had been a quiet one — transfers signed by no hand, orders that preferred never to be noticed at all. Quiet work carries no news upward. The Annex was the opposite kind of instrument, loud on purpose: a public vote of Kubera's own allocation council, with minutes and a morning bulletin, because the loudness itself was the message meant for Ravi. But what is loud in the city is loud on the mountain. His master's own officials would bring him the news by evening, each with an opinion attached — and a man explaining himself after his master has already heard is defending. A man who arrives first, with the account whole in his hands, is presenting. Daren intended to be the only version of tonight the Grandmaster ever heard.</w:t>
+      </w:r>
+    </w:p>
+    <w:p>
+      <w:r>
+        <w:t>He gave it the way the Grandmaster liked it: consequences first. "Chanakya's door is open. The analyst accepted the shape of his future. The Annex approval cleared the allocation council this morning — I moved it fast deliberately. The speed is a message, and the message has two readings. The man we want knows the petition's history, so he reads eleven years reversed in a week as proof of reach — evidence that the voice he heard can move a house. Everyone else reads a story with no one in it: Kubera looked at an old petition, found the arithmetic had finally tipped, and approved it. A house discovering its own good sense. No hand in that story. Nothing to investigate."</w:t>
+      </w:r>
+    </w:p>
+    <w:p>
+      <w:r>
+        <w:t>The Grandmaster sat with his rings off.</w:t>
+      </w:r>
+    </w:p>
+    <w:p>
+      <w:r>
+        <w:t>The rings were not ornaments. They were the working tools of his office — each band a seal and a channel, the instruments through which the Master of the Reserve signed, authorized, and released. While he wore them, he was the office: whatever was said in their presence belonged to Kubera's records, stamped and timed and filed, as everything in Kubera's world was stamped and timed and filed. When he set them aside, the office was set aside with them. Bare hands meant no seal, no channel, no record. It was the closest thing the summit had to Ashoka's dead room, though neither house knew it was imitating the other: a conversation that would exist, afterward, only in the two men who had it.</w:t>
+      </w:r>
+    </w:p>
+    <w:p>
+      <w:r>
+        <w:t>The rings lay in a neat row on the side table. Whatever the Grandmaster said next, he would be saying as a man and not as an office — and he expected to hear the truth, not the version written for a record.</w:t>
+      </w:r>
+    </w:p>
+    <w:p>
+      <w:r>
+        <w:t>"And Chanakya celebrates," the Grandmaster said. "A house that is celebrating audits nothing. Drona argues with its gift. Chanakya will parade its gift. You have been listening."</w:t>
       </w:r>
     </w:p>
     <w:p>
@@ -437,15 +425,12 @@
     </w:p>
     <w:p>
       <w:r>
-        <w:t>"I taught the doctrine to a treasury officer," the Grandmaster said. "I am hearing it back from something else." The words carried approval the way a ledger carries a balance: precisely, and without warmth. "The analyst. Tell me what he is for. Not what he is — what he is for."</w:t>
+        <w:t>"I taught the doctrine to a treasury officer," the Grandmaster said. "I am hearing it back from something else." The words carried approval the way a ledger carries a balance: precisely, and without warmth. "Now. This analyst of Chanakya's — Ravi, whose name is on the memorandum. Tell me what he is for. Not what he is — what he is for."</w:t>
       </w:r>
     </w:p>
     <w:p>
       <w:r>
-        <w:t>Daren had prepared the answer and enjoyed, privately, how little preparation it had needed. "Chanakya's function is interpretation. When something happens in this city, the other houses ask Chanakya what it meant. Ashoka is asking questions now — small ones, early ones, the right ones. Sooner or later those questions become a formal matter, and when they do, the matter will be sent to Chanakya to be read." He paused. "The analyst who ended eleven years of refusal will be the natural choice to read it. We ha</w:t>
-      </w:r>
-      <w:r>
-        <w:t>ve not bought a spy, Grandmaster. We have bought the man who will be asked to explain us. The city will ask Chanakya what happened. Chanakya will ask him. And he will look at the evidence with his new question underneath every file — and find it inconclusive."</w:t>
+        <w:t>Daren had prepared the answer and enjoyed, privately, how little preparation it had needed. "Chanakya's function is interpretation. When something happens in this city, the other houses ask Chanakya what it meant. And Ashoka has begun to look. Drona itself requested a formal Ashoka review after the Initiation; the Ancient One's endorsement is on the order. The monitor who flagged my transfer has been presenting findings to an Ashoka commander, and every one of those sessions signs a ledger on its way in and out. Small questions so far. Early ones. But the right ones. Sooner or later those questions become a formal matter, and when they do, the matter will be sent to Chanakya to be read." He paused. "The analyst who ended eleven years of refusal will be the natural choice to read it. We have not bought a spy, Grandmaster. We have bought the man who will be asked to explain us. The city will ask Chanakya what happened. Chanakya will ask him. And he will look at the evidence with his new question underneath every file — and find it inconclusive."</w:t>
       </w:r>
     </w:p>
     <w:p>
@@ -470,15 +455,11 @@
     </w:p>
     <w:p>
       <w:r>
-        <w:t>"Ashoka next," the Grandmaster said. "They cannot be bought, and they cannot be starved — the city would notice either. So they will be given what they cannot refuse." He rose and walked to the window, where the three Trinitys burned below the cloud line like coins on a dark table. "Duty. A mandate review is coming — Kubera will sponsor it generously. Expanded response obligations. New sectors to protect, new posts to staff, new honors to absorb. Ashoka will swell by a third and thank us. And a guard stretc</w:t>
-      </w:r>
-      <w:r>
-        <w:t>hed over everything" — he turned from the window — "guards nothing well. You weaken a blade by asking it to be a shield in every doorway at once."</w:t>
+        <w:t>"Ashoka next," the Grandmaster said. "They cannot be bought, and they cannot be starved — the city would notice either. So they will be given what they cannot refuse." He rose and walked to the window, where the three Trinitys burned below the cloud line like coins on a dark table. "Duty. A mandate review is coming — Kubera will sponsor it generously. Expanded response obligations. New sectors to protect, new posts to staff, new honors to absorb. Ashoka will swell by a third and thank us. And a guard stretched over everything" — he turned from the window — "guards nothing well. You weaken a blade by asking it to be a shield in every doorway at once."</w:t>
       </w:r>
     </w:p>
     <w:p>
       <w:r>
-        <w:lastRenderedPageBreak/>
         <w:t>Drona argued with its library. Chanakya would parade its Annex. Ashoka would be handed the heaviest gift of all: more duty than any house could carry with a straight back. Daren filed the design where he filed everything now, in the ledger no one else could audit, and noticed — without letting it reach his face — that the Grandmaster had just handed him reach into the fourth house as an instruction.</w:t>
       </w:r>
     </w:p>

--- a/manuscript/chapter-18-the-fourth-instance.docx
+++ b/manuscript/chapter-18-the-fourth-instance.docx
@@ -430,17 +430,42 @@
     </w:p>
     <w:p>
       <w:r>
-        <w:t>Daren had prepared the answer and enjoyed, privately, how little preparation it had needed. "Chanakya's function is interpretation. When something happens in this city, the other houses ask Chanakya what it meant. And Ashoka has begun to look. Drona itself requested a formal Ashoka review after the Initiation; the Ancient One's endorsement is on the order. The monitor who flagged my transfer has been presenting findings to an Ashoka commander, and every one of those sessions signs a ledger on its way in and out. Small questions so far. Early ones. But the right ones. Sooner or later those questions become a formal matter, and when they do, the matter will be sent to Chanakya to be read." He paused. "The analyst who ended eleven years of refusal will be the natural choice to read it. We have not bought a spy, Grandmaster. We have bought the man who will be asked to explain us. The city will ask Chanakya what happened. Chanakya will ask him. And he will look at the evidence with his new question underneath every file — and find it inconclusive."</w:t>
+        <w:t>Daren had prepared the answer and enjoyed, privately, how little preparation it had needed. "Chanakya's function is interpretation. When something happens in this city, the other houses ask Chanakya what it meant. And Ashoka has begun to look. I know because the looking is written down. A formal review between two houses cannot happen quietly — the request is stamped, the order is filed, and a copy rests in each house's archive. Drona requested an Ashoka review of the Initiation protocols; the Ancient One's endorsement is on the order; I have read it. And I have never stopped reading the records of the monitor who flagged my transfer. Those records show her presenting findings to an Ashoka commander — every one of those sessions signs a ledger on its way in and out. Small questions so far. Early ones. But the right ones. Sooner or later those questions become a formal matter. And a formal matter between houses cannot be judged by the house that raises it — an accusation Ashoka investigates, Ashoka prosecutes, and Ashoka alone confirms would be Ashoka ruling on the other three. The city's own law prevents it. When a case is built out of records, the records must be read by the house whose function is reading them. Ashoka can knock on doors. It cannot audit a ledger and have the audit believed. The matter will go to Chanakya, because every such matter goes to Chanakya. The law does that routing on its own, and no hand needs to touch it. All I did was place our man at the end of a road the constitution built." He paused. "And when the matter arrives, it will be a matter of cross-house allocations — strange money, strange approvals. Chanakya will give it to whoever has proven sharpest at exactly that. Yesterday, there was no obvious name. This morning there is: the analyst whose nine pages on cross-house allocation ended eleven years of refusal and won the house its archive. Houses assign their newest hard problem to their newest proven man — and if, by caution, they hand it elsewhere, the file still crosses his desk for review, because his name now stands for that subject. We have not bought a spy, Grandmaster. We have bought the man who will be asked to explain us. The city will ask Chanakya what happened. Chanakya will ask him. And he will look at the evidence with his new question underneath every file — and find it inconclusive."</w:t>
       </w:r>
     </w:p>
     <w:p>
       <w:r>
-        <w:t>The Grandmaster was silent for a moment, and in the silence Daren could see him walking the design and finding no loose joins.</w:t>
+        <w:t>The Grandmaster was silent for a moment. Then he found the join he was looking for.</w:t>
       </w:r>
     </w:p>
     <w:p>
       <w:r>
-        <w:t>"And how was he secured?" the Grandmaster asked. "A man of that quality does not come for money."</w:t>
+        <w:t>"Inconclusive," he said. "An inconclusive matter does not close, Daren. It waits. And this one would wait about money — money that moved through my council. An open file about Kubera's generosity sits on Kubera's doorstep."</w:t>
+      </w:r>
+    </w:p>
+    <w:p>
+      <w:r>
+        <w:t>"It sits in Chanakya's archive," Daren said, "which is where open files go to grow old. A finding ends a case; a culprit ends a case. Inconclusive starves one. No finding means no mandate, and no mandate means no house can justify spending another officer's year on it. The city already works this way. Ravi proved it himself, years ago: he found an anomaly in the records, reported it as his duty required, and the case was sealed above his grade. It has been open ever since — open, and untouched, and read by no one. Open, in this city, is a kind of sleep."</w:t>
+      </w:r>
+    </w:p>
+    <w:p>
+      <w:r>
+        <w:t>"A sleeping file is still a file," the Grandmaster said. "And the money inside it is my house's money. If anyone ever wakes it, the trail ends at Kubera's door."</w:t>
+      </w:r>
+    </w:p>
+    <w:p>
+      <w:r>
+        <w:t>"The trail is made of gifts, Grandmaster — your council voting, lawfully and in the open, to grant what was asked of it. To point a finger at Kubera, a house would have to stand before the city and argue that generosity is an attack. No council will carry that argument. And your own councilmen believe the decision was theirs — they read a memorandum, found it sound, and voted their judgment. Honest witnesses, remembering honest reasons. Sincerity cannot be cracked under questioning, because it is real. Their belief is the best shield that could be bought for this house, and it cost nothing but speed."</w:t>
+      </w:r>
+    </w:p>
+    <w:p>
+      <w:r>
+        <w:t>The Grandmaster walked the design once more, and this time found no loose joins.</w:t>
+      </w:r>
+    </w:p>
+    <w:p>
+      <w:r>
+        <w:t>"And how was he secured?" he asked. "A man of that quality does not come for money."</w:t>
       </w:r>
     </w:p>
     <w:p>

--- a/manuscript/chapter-18-the-fourth-instance.docx
+++ b/manuscript/chapter-18-the-fourth-instance.docx
@@ -180,7 +180,7 @@
     </w:p>
     <w:p>
       <w:r>
-        <w:t>"Approved this morning," Nayan said. "The council acted on an analysis memorandum demonstrating the cost of Chanakya's retrieval delays. The memorandum is signed by a third-grade analyst named Ravi. The bulletin calls it" — she consulted the sheet — "exemplary. Every figure sourced. Every objection anticipated. Eleven years of refusal answered in nine pages."</w:t>
+        <w:t>"Approved this morning," Nayan said. "The council acted on an analysis memorandum demonstrating the cost of Chanakya's retrieval delays. The memorandum is signed by an analyst named Ravi. The bulletin calls it" — she consulted the sheet — "exemplary. Every figure sourced. Every objection anticipated. Eleven years of refusal answered in nine pages."</w:t>
       </w:r>
     </w:p>
     <w:p>

--- a/manuscript/chapter-18-the-fourth-instance.docx
+++ b/manuscript/chapter-18-the-fourth-instance.docx
@@ -80,12 +80,12 @@
     </w:p>
     <w:p>
       <w:r>
-        <w:t>And the last, an open-faced man with a market trader's easy warmth: "Vachan" (vuh-CHUN). The word. "While the others hunt, he talks. Dull rumors, routine notices, plausible explanations. Every true question this unit asks will travel inside a hundred boring ones — when Nayan pulls ten years of calibration logs, Vachan has already filed the equipment-standards review that explains why anyone would want them. Every trace we leave will come with an ordinary story already attached, and the story will be dull enough that no one repeats it. And if someone does begin to wonder about us, Vachan will hear the wondering early, and hand them something more interesting to wonder about. He keeps us invisible by keeping the city bored."</w:t>
+        <w:t>And the last, an open-faced man with a market trader's easy warmth: "Jeebh" (JEEBH). The tongue. "While the others hunt, he talks. Dull rumors, routine notices, plausible explanations. Every true question this unit asks will travel inside a hundred boring ones — when Nayan pulls ten years of calibration logs, Jeebh has already filed the equipment-standards review that explains why anyone would want them. Every trace we leave will come with an ordinary story already attached, and the story will be dull enough that no one repeats it. And if someone does begin to wonder about us, Jeebh will hear the wondering early, and hand them something more interesting to wonder about. He keeps us invisible by keeping the city bored."</w:t>
       </w:r>
     </w:p>
     <w:p>
       <w:r>
-        <w:t>"They do not know each other's true names," Rohan said. "They do not know each other's units — where in Ashoka each of them serves on ordinary days, which commander signs their ordinary orders, which barracks door they walk through at night. To one another they are only the eye, the arm, the ear, and the word. That is not distrust. It is arithmetic. If any one of them is ever caught, questioned, or turned, the other three remain strangers to the enemy — because no one can surrender what they were never given. I know who they are, and the knowledge is written nowhere — not in Ashoka's rosters, not in any console, not on this paper." He laid one handwritten sheet on the table, face down. "We are hunting something that reads records, and may write them. So this unit does not exist in any record. An eye, an arm, an ear, and a voice — a body with no name, and I am its will. If the hand ever searches the city for the people hunting it, it will find no one to find."</w:t>
+        <w:t>"They do not know each other's true names," Rohan said. "They do not know each other's units — where in Ashoka each of them serves on ordinary days, which commander signs their ordinary orders, which barracks door they walk through at night. To one another they are only the eye, the arm, the ear, and the tongue. That is not distrust. It is arithmetic. If any one of them is ever caught, questioned, or turned, the other three remain strangers to the enemy — because no one can surrender what they were never given. I know who they are, and the knowledge is written nowhere — not in Ashoka's rosters, not in any console, not on this paper." He laid one handwritten sheet on the table, face down. "We are hunting something that reads records, and may write them. So this unit does not exist in any record. An eye, an arm, an ear, and a tongue — a body with no name, and I am its will. If the hand ever searches the city for the people hunting it, it will find no one to find."</w:t>
       </w:r>
     </w:p>
     <w:p>
@@ -240,12 +240,12 @@
     </w:p>
     <w:p>
       <w:r>
-        <w:t>"Nayan — the signature and the money. Map every system that has ever obeyed those two letters, every cross-house flow around the Annex and the doubled transfer, and find me the oldest instruction in the chain. Where the digital record disagrees with paper, mark the disagreement — the gaps are its footprints. Baju — movement. A hand that owns the records can still not erase the floor it walks on. Take the days around each instance and read the city's involuntary diary — doors, lifts, transit platforms, the parts of the city that cannot be told what to remember. And take the analyst's wing in Chanakya. If Ravi was reached, someone's path bent toward him, and the city will have felt the steps even if no record admits them. If no path ever bent toward him — if no one reached him and the memo is still this perfect — then that is an answer too, and a worse one. Kaan — Chanakya. Near the archive, near the Annex, near the analyst named Ravi. You do not approach him. You learn him — who he is, what he wants, who has his ear. We do not yet know which man you are watching: an instrument that was picked up, or the hand that signs itself as an instrument. Do not decide in advance. Watch for both, and let what he does tell us which he is. Vachan — cover. From tomorrow, Drona's procedural review of Ashoka grows three sub-audits so dull no one will read past their titles. Those are the shadows the others walk in — every question this unit asks will already have a boring answer filed somewhere, waiting for whoever checks. And start a rumor in the right canteens: the Annex approval was eleven years of quiet lobbying finally landing. A city that believes it knows the story stops looking for one." He paused, and the last of it came out flat and cold. "Understand the shape of this fight. The hand's whole art is dressing the extraordinary as the ordinary — a theft dressed as a gift, an order dressed as a habit. Tonight we put on the same coat. From now on, every true thing we do wears a false reason, and every question we ask is already answered in some file too dull to open twice. The hand moves through this city certain it is the only invisible thing here. Let it stay certain. The hunters it can imagine leave trails — warrants, inquiries, names demanding answers. We will be the kind it cannot imagine. And the first moment it feels us will look like nothing at all."</w:t>
+        <w:t>"Nayan — the signature and the money. Map every system that has ever obeyed those two letters, every cross-house flow around the Annex and the doubled transfer, and find me the oldest instruction in the chain. Where the digital record disagrees with paper, mark the disagreement — the gaps are its footprints. Baju — movement. A hand that owns the records can still not erase the floor it walks on. Take the days around each instance and read the city's involuntary diary — doors, lifts, transit platforms, the parts of the city that cannot be told what to remember. And take the analyst's wing in Chanakya. If Ravi was reached, someone's path bent toward him, and the city will have felt the steps even if no record admits them. If no path ever bent toward him — if no one reached him and the memo is still this perfect — then that is an answer too, and a worse one. Kaan — Chanakya. Near the archive, near the Annex, near the analyst named Ravi. You do not approach him. You learn him — who he is, what he wants, who has his ear. We do not yet know which man you are watching: an instrument that was picked up, or the hand that signs itself as an instrument. Do not decide in advance. Watch for both, and let what he does tell us which he is. Jeebh — cover. From tomorrow, Drona's procedural review of Ashoka grows three sub-audits so dull no one will read past their titles. Those are the shadows the others walk in — every question this unit asks will already have a boring answer filed somewhere, waiting for whoever checks. And start a rumor in the right canteens: the Annex approval was eleven years of quiet lobbying finally landing. A city that believes it knows the story stops looking for one." He paused, and the last of it came out flat and cold. "Understand the shape of this fight. The hand's whole art is dressing the extraordinary as the ordinary — a theft dressed as a gift, an order dressed as a habit. Tonight we put on the same coat. From now on, every true thing we do wears a false reason, and every question we ask is already answered in some file too dull to open twice. The hand moves through this city certain it is the only invisible thing here. Let it stay certain. The hunters it can imagine leave trails — warrants, inquiries, names demanding answers. We will be the kind it cannot imagine. And the first moment it feels us will look like nothing at all."</w:t>
       </w:r>
     </w:p>
     <w:p>
       <w:r>
-        <w:t>He turned the face-down sheet of paper over, wrote one line on it in his own hand, and turned it back. "None of you will catch this alone. The eye cannot seize. The arm cannot hear. The ear cannot speak. And the voice must never know too much, for its own protection. Together" — he looked at Elara — "you are a net. I will brief the Grandmaster tonight."</w:t>
+        <w:t>He turned the face-down sheet of paper over, wrote one line on it in his own hand, and turned it back. "None of you will catch this alone. The eye cannot seize. The arm cannot hear. The ear cannot speak. And the tongue must never know too much, for its own protection. Together" — he looked at Elara — "you are a net. I will brief the Grandmaster tonight."</w:t>
       </w:r>
     </w:p>
     <w:p>

--- a/manuscript/chapter-18-the-fourth-instance.docx
+++ b/manuscript/chapter-18-the-fourth-instance.docx
@@ -50,7 +50,7 @@
     </w:p>
     <w:p>
       <w:r>
-        <w:t>Ashoka called it a dead room. It was a lawful thing, older than the current Grandmaster: a chamber kept for witness protection and operational planning, with no recording lamps, no wall sensors, no network thread entering it at any point. Panes were surrendered at the door into a sealed locker. Notes were taken on paper, and the paper never left. At the end of every session it went into a sealed locker built into the room's inner wall — a locker with as many key-slots as there had been people at the table, cut fresh for each session, so that it opened only when every person who had sat in the meeting turned their key together. No record could be retrieved, copied, or quietly removed by one party alone. What the room had heard, the room kept, and it answered only to all of them at once. The room was swept by hand, by two officers who did not know each other, on an irregular schedule. In a city that had learned to see through its instruments, Ashoka had kept a few rooms with nothing to see through — and nothing, Elara thought, for any hidden hand to borrow. A power that worked by whispering to machines would find this room exactly as blind as everyone else.</w:t>
+        <w:t>Ashoka called it a dead room. It was a lawful thing, older than the current Grandmaster: a chamber kept for witness protection and operational planning, with no recording lamps, no wall sensors, no network thread entering it at any point. Wrist terminals were surrendered at the door into a sealed locker. Notes were taken on paper, and the paper never left. At the end of every session it went into a sealed locker built into the room's inner wall — a locker with as many key-slots as there had been people at the table, cut fresh for each session, so that it opened only when every person who had sat in the meeting turned their key together. No record could be retrieved, copied, or quietly removed by one party alone. What the room had heard, the room kept, and it answered only to all of them at once. The room was swept by hand, by two officers who did not know each other, on an irregular schedule. In a city that had learned to see through its instruments, Ashoka had kept a few rooms with nothing to see through — and nothing, Elara thought, for any hidden hand to borrow. A power that worked by whispering to machines would find this room exactly as blind as everyone else.</w:t>
       </w:r>
     </w:p>
     <w:p>
@@ -155,7 +155,7 @@
     </w:p>
     <w:p>
       <w:r>
-        <w:t>Her pane sat sealed in the locker outside, and it made no difference. Because Nayan, it turned out, had been watching the same water.</w:t>
+        <w:t>Her terminal sat sealed in the locker outside, and it made no difference. Because Nayan, it turned out, had been watching the same water.</w:t>
       </w:r>
     </w:p>
     <w:p>
@@ -165,7 +165,7 @@
     </w:p>
     <w:p>
       <w:r>
-        <w:t>"Morning allocation bulletin," Nayan said. "Hand-copied by my runner at the public terminal, as every morning. The terminal posts it for anyone to read, and no one records who stands there reading. A pane that asked for it would leave a request with a name on it. A boy with a pencil leaves nothing. And he copies it every morning whether we want it or not — the morning we need it has to look exactly like the mornings we don't." She laid the sheet flat on the table. "Kubera's allocation council has approved the Analysts' Annex."</w:t>
+        <w:t>"Morning allocation bulletin," Nayan said. "Hand-copied by my runner at the public terminal, as every morning. The terminal posts it for anyone to read, and no one records who stands there reading. A terminal that asked for it would leave a request with a name on it. A boy with a pencil leaves nothing. And he copies it every morning whether we want it or not — the morning we need it has to look exactly like the mornings we don't." She laid the sheet flat on the table. "Kubera's allocation council has approved the Analysts' Annex."</w:t>
       </w:r>
     </w:p>
     <w:p>
